--- a/1. Software y Hardware/1.3 Construcción/1.3.4 Pruebas/1.3.4.3 SRICA_041_000 -  Pruebas de Despliegue.docx
+++ b/1. Software y Hardware/1.3 Construcción/1.3.4 Pruebas/1.3.4.3 SRICA_041_000 -  Pruebas de Despliegue.docx
@@ -187,25 +187,7 @@
           <w:sz w:val="32"/>
           <w:szCs w:val="32"/>
         </w:rPr>
-        <w:t xml:space="preserve">“Uso de Sistema de Reconocimiento de Iris basado en Deep </w:t>
-      </w:r>
-      <w:proofErr w:type="spellStart"/>
-      <w:r>
-        <w:rPr>
-          <w:rFonts w:ascii="Arial" w:hAnsi="Arial" w:cs="Arial"/>
-          <w:sz w:val="32"/>
-          <w:szCs w:val="32"/>
-        </w:rPr>
-        <w:t>Learning</w:t>
-      </w:r>
-      <w:proofErr w:type="spellEnd"/>
-      <w:r>
-        <w:rPr>
-          <w:rFonts w:ascii="Arial" w:hAnsi="Arial" w:cs="Arial"/>
-          <w:sz w:val="32"/>
-          <w:szCs w:val="32"/>
-        </w:rPr>
-        <w:t xml:space="preserve"> para la identificación humana en el control de acceso al área de Tesorería del Gobierno Regional de Tacna – Tacna 2020”</w:t>
+        <w:t>“Uso de Sistema de Reconocimiento de Iris basado en Deep Learning para la identificación humana en el control de acceso al área de Tesorería del Gobierno Regional de Tacna – Tacna 2020”</w:t>
       </w:r>
     </w:p>
     <w:p>
@@ -755,21 +737,7 @@
               <w:rPr>
                 <w:rFonts w:ascii="Arial" w:hAnsi="Arial" w:cs="Arial"/>
               </w:rPr>
-              <w:t xml:space="preserve">Uso de Sistema de Reconocimiento de Iris basado en Deep </w:t>
-            </w:r>
-            <w:proofErr w:type="spellStart"/>
-            <w:r>
-              <w:rPr>
-                <w:rFonts w:ascii="Arial" w:hAnsi="Arial" w:cs="Arial"/>
-              </w:rPr>
-              <w:t>Learning</w:t>
-            </w:r>
-            <w:proofErr w:type="spellEnd"/>
-            <w:r>
-              <w:rPr>
-                <w:rFonts w:ascii="Arial" w:hAnsi="Arial" w:cs="Arial"/>
-              </w:rPr>
-              <w:t xml:space="preserve"> para la identificación humana en el control de acceso al área de Tesorería del Gobierno Regional de Tacna – Tacna 2020.</w:t>
+              <w:t>Uso de Sistema de Reconocimiento de Iris basado en Deep Learning para la identificación humana en el control de acceso al área de Tesorería del Gobierno Regional de Tacna – Tacna 2020.</w:t>
             </w:r>
           </w:p>
         </w:tc>
@@ -913,45 +881,31 @@
               <w:rPr>
                 <w:rFonts w:ascii="Arial" w:hAnsi="Arial" w:cs="Arial"/>
               </w:rPr>
-              <w:t xml:space="preserve">. Los despliegues se realizan en </w:t>
-            </w:r>
-            <w:r>
-              <w:rPr>
-                <w:rFonts w:ascii="Arial" w:hAnsi="Arial" w:cs="Arial"/>
-              </w:rPr>
-              <w:t>el sistema operativo</w:t>
-            </w:r>
-            <w:r>
-              <w:rPr>
-                <w:rFonts w:ascii="Arial" w:hAnsi="Arial" w:cs="Arial"/>
-              </w:rPr>
-              <w:t xml:space="preserve"> </w:t>
-            </w:r>
-            <w:proofErr w:type="spellStart"/>
-            <w:r>
-              <w:rPr>
-                <w:rFonts w:ascii="Arial" w:hAnsi="Arial" w:cs="Arial"/>
-              </w:rPr>
-              <w:t>Centos</w:t>
-            </w:r>
-            <w:proofErr w:type="spellEnd"/>
-            <w:r>
-              <w:rPr>
-                <w:rFonts w:ascii="Arial" w:hAnsi="Arial" w:cs="Arial"/>
-              </w:rPr>
-              <w:t xml:space="preserve"> 7 (Linux), donde </w:t>
-            </w:r>
-            <w:r>
-              <w:rPr>
-                <w:rFonts w:ascii="Arial" w:hAnsi="Arial" w:cs="Arial"/>
-              </w:rPr>
-              <w:t>el</w:t>
-            </w:r>
-            <w:r>
-              <w:rPr>
-                <w:rFonts w:ascii="Arial" w:hAnsi="Arial" w:cs="Arial"/>
-              </w:rPr>
-              <w:t xml:space="preserve"> sistema operativo tiene instalado el servicio Docker para el despliegue en contenedores.</w:t>
+              <w:t xml:space="preserve">. Los despliegues se realizan </w:t>
+            </w:r>
+            <w:r>
+              <w:rPr>
+                <w:rFonts w:ascii="Arial" w:hAnsi="Arial" w:cs="Arial"/>
+              </w:rPr>
+              <w:t>para la plataforma Microsoft Azure</w:t>
+            </w:r>
+            <w:r>
+              <w:rPr>
+                <w:rFonts w:ascii="Arial" w:hAnsi="Arial" w:cs="Arial"/>
+              </w:rPr>
+              <w:t>,</w:t>
+            </w:r>
+            <w:r>
+              <w:rPr>
+                <w:rFonts w:ascii="Arial" w:hAnsi="Arial" w:cs="Arial"/>
+              </w:rPr>
+              <w:t xml:space="preserve"> donde se ha configurado los respectivos recursos para el despliegue en contenedores</w:t>
+            </w:r>
+            <w:r>
+              <w:rPr>
+                <w:rFonts w:ascii="Arial" w:hAnsi="Arial" w:cs="Arial"/>
+              </w:rPr>
+              <w:t>, y el despliegue de la base de datos.</w:t>
             </w:r>
           </w:p>
           <w:p>
@@ -972,27 +926,19 @@
               <w:rPr>
                 <w:rFonts w:ascii="Arial" w:hAnsi="Arial" w:cs="Arial"/>
               </w:rPr>
-              <w:t xml:space="preserve">se detallan las características mínimas que </w:t>
-            </w:r>
-            <w:r>
-              <w:rPr>
-                <w:rFonts w:ascii="Arial" w:hAnsi="Arial" w:cs="Arial"/>
-              </w:rPr>
-              <w:t xml:space="preserve">debe poseer el servidor con el sistema operativo </w:t>
-            </w:r>
-            <w:proofErr w:type="spellStart"/>
-            <w:r>
-              <w:rPr>
-                <w:rFonts w:ascii="Arial" w:hAnsi="Arial" w:cs="Arial"/>
-              </w:rPr>
-              <w:t>Centos</w:t>
-            </w:r>
-            <w:proofErr w:type="spellEnd"/>
-            <w:r>
-              <w:rPr>
-                <w:rFonts w:ascii="Arial" w:hAnsi="Arial" w:cs="Arial"/>
-              </w:rPr>
-              <w:t xml:space="preserve"> 7.</w:t>
+              <w:t xml:space="preserve">se detallan las características mínimas </w:t>
+            </w:r>
+            <w:r>
+              <w:rPr>
+                <w:rFonts w:ascii="Arial" w:hAnsi="Arial" w:cs="Arial"/>
+              </w:rPr>
+              <w:t>de recursos</w:t>
+            </w:r>
+            <w:r>
+              <w:rPr>
+                <w:rFonts w:ascii="Arial" w:hAnsi="Arial" w:cs="Arial"/>
+              </w:rPr>
+              <w:t>.</w:t>
             </w:r>
           </w:p>
           <w:p>
@@ -1083,11 +1029,6 @@
           </w:p>
           <w:p>
             <w:pPr>
-              <w:pStyle w:val="Prrafodelista"/>
-              <w:numPr>
-                <w:ilvl w:val="0"/>
-                <w:numId w:val="2"/>
-              </w:numPr>
               <w:spacing w:after="240" w:line="360" w:lineRule="auto"/>
               <w:jc w:val="both"/>
               <w:rPr>
@@ -1098,36 +1039,19 @@
               <w:rPr>
                 <w:rFonts w:ascii="Arial" w:hAnsi="Arial" w:cs="Arial"/>
               </w:rPr>
-              <w:t>Swap: 2GB</w:t>
-            </w:r>
-          </w:p>
-          <w:p>
-            <w:pPr>
-              <w:spacing w:after="240" w:line="360" w:lineRule="auto"/>
-              <w:jc w:val="both"/>
-              <w:rPr>
-                <w:rFonts w:ascii="Arial" w:hAnsi="Arial" w:cs="Arial"/>
-              </w:rPr>
-            </w:pPr>
-            <w:r>
-              <w:rPr>
-                <w:rFonts w:ascii="Arial" w:hAnsi="Arial" w:cs="Arial"/>
-              </w:rPr>
-              <w:t xml:space="preserve">Para el despliegue de los servicios en el servidor </w:t>
-            </w:r>
-            <w:proofErr w:type="spellStart"/>
-            <w:r>
-              <w:rPr>
-                <w:rFonts w:ascii="Arial" w:hAnsi="Arial" w:cs="Arial"/>
-              </w:rPr>
-              <w:t>Centos</w:t>
-            </w:r>
-            <w:proofErr w:type="spellEnd"/>
-            <w:r>
-              <w:rPr>
-                <w:rFonts w:ascii="Arial" w:hAnsi="Arial" w:cs="Arial"/>
-              </w:rPr>
-              <w:t xml:space="preserve"> 7, se está utilizando la funcionalidad </w:t>
+              <w:t xml:space="preserve">Para el despliegue de los servicios </w:t>
+            </w:r>
+            <w:r>
+              <w:rPr>
+                <w:rFonts w:ascii="Arial" w:hAnsi="Arial" w:cs="Arial"/>
+              </w:rPr>
+              <w:t>en Microsoft Azure</w:t>
+            </w:r>
+            <w:r>
+              <w:rPr>
+                <w:rFonts w:ascii="Arial" w:hAnsi="Arial" w:cs="Arial"/>
+              </w:rPr>
+              <w:t xml:space="preserve">, se está utilizando la funcionalidad </w:t>
             </w:r>
             <w:proofErr w:type="spellStart"/>
             <w:r>
@@ -1177,20 +1101,25 @@
               <w:rPr>
                 <w:rFonts w:ascii="Arial" w:hAnsi="Arial" w:cs="Arial"/>
               </w:rPr>
-              <w:t xml:space="preserve">, para realizar un despliegue unificado y por dependencias de uso </w:t>
-            </w:r>
-            <w:r>
-              <w:rPr>
-                <w:rFonts w:ascii="Arial" w:hAnsi="Arial" w:cs="Arial"/>
-              </w:rPr>
-              <w:lastRenderedPageBreak/>
-              <w:t>entre servicios.</w:t>
-            </w:r>
-            <w:r>
-              <w:rPr>
-                <w:rFonts w:ascii="Arial" w:hAnsi="Arial" w:cs="Arial"/>
-              </w:rPr>
-              <w:t xml:space="preserve"> A continuación, se declaran los pasos a seguir para las respectivas pruebas de despliegue en cada sistema operativo:</w:t>
+              <w:t>, para realizar un despliegue unificado y por dependencias de uso entre servicios.</w:t>
+            </w:r>
+            <w:r>
+              <w:rPr>
+                <w:rFonts w:ascii="Arial" w:hAnsi="Arial" w:cs="Arial"/>
+              </w:rPr>
+              <w:t xml:space="preserve"> A continuación, se declaran los pasos a seguir para las respectivas pruebas de despliegue en </w:t>
+            </w:r>
+            <w:r>
+              <w:rPr>
+                <w:rFonts w:ascii="Arial" w:hAnsi="Arial" w:cs="Arial"/>
+              </w:rPr>
+              <w:t>el entorno</w:t>
+            </w:r>
+            <w:r>
+              <w:rPr>
+                <w:rFonts w:ascii="Arial" w:hAnsi="Arial" w:cs="Arial"/>
+              </w:rPr>
+              <w:t>:</w:t>
             </w:r>
           </w:p>
           <w:p>
@@ -1214,25 +1143,8 @@
                 <w:b/>
                 <w:bCs/>
               </w:rPr>
-              <w:t xml:space="preserve">Servidor </w:t>
-            </w:r>
-            <w:proofErr w:type="spellStart"/>
-            <w:r>
-              <w:rPr>
-                <w:rFonts w:ascii="Arial" w:hAnsi="Arial" w:cs="Arial"/>
-                <w:b/>
-                <w:bCs/>
-              </w:rPr>
-              <w:t>Centos</w:t>
-            </w:r>
-            <w:proofErr w:type="spellEnd"/>
-            <w:r>
-              <w:rPr>
-                <w:rFonts w:ascii="Arial" w:hAnsi="Arial" w:cs="Arial"/>
-                <w:b/>
-                <w:bCs/>
-              </w:rPr>
-              <w:t xml:space="preserve"> 7</w:t>
+              <w:lastRenderedPageBreak/>
+              <w:t>Entorno Microsoft Azure</w:t>
             </w:r>
           </w:p>
           <w:tbl>
@@ -1244,260 +1156,8 @@
             </w:tblPr>
             <w:tblGrid>
               <w:gridCol w:w="1303"/>
-              <w:gridCol w:w="1591"/>
-              <w:gridCol w:w="5097"/>
-            </w:tblGrid>
-            <w:tr>
-              <w:tc>
-                <w:tcPr>
-                  <w:tcW w:w="1303" w:type="dxa"/>
-                  <w:shd w:val="clear" w:color="auto" w:fill="D9D9D9" w:themeFill="background1" w:themeFillShade="D9"/>
-                  <w:vAlign w:val="center"/>
-                </w:tcPr>
-                <w:p>
-                  <w:pPr>
-                    <w:spacing w:after="240" w:line="360" w:lineRule="auto"/>
-                    <w:jc w:val="center"/>
-                    <w:rPr>
-                      <w:rFonts w:ascii="Arial" w:hAnsi="Arial" w:cs="Arial"/>
-                      <w:b/>
-                      <w:bCs/>
-                    </w:rPr>
-                  </w:pPr>
-                  <w:r>
-                    <w:rPr>
-                      <w:rFonts w:ascii="Arial" w:hAnsi="Arial" w:cs="Arial"/>
-                      <w:b/>
-                      <w:bCs/>
-                    </w:rPr>
-                    <w:t>Prueba</w:t>
-                  </w:r>
-                </w:p>
-              </w:tc>
-              <w:tc>
-                <w:tcPr>
-                  <w:tcW w:w="6688" w:type="dxa"/>
-                  <w:gridSpan w:val="2"/>
-                  <w:vAlign w:val="center"/>
-                </w:tcPr>
-                <w:p>
-                  <w:pPr>
-                    <w:spacing w:after="240" w:line="360" w:lineRule="auto"/>
-                    <w:jc w:val="center"/>
-                    <w:rPr>
-                      <w:rFonts w:ascii="Arial" w:hAnsi="Arial" w:cs="Arial"/>
-                      <w:b/>
-                      <w:bCs/>
-                    </w:rPr>
-                  </w:pPr>
-                  <w:r>
-                    <w:rPr>
-                      <w:rFonts w:ascii="Arial" w:hAnsi="Arial" w:cs="Arial"/>
-                      <w:b/>
-                      <w:bCs/>
-                    </w:rPr>
-                    <w:t>Inicialización SSL</w:t>
-                  </w:r>
-                </w:p>
-              </w:tc>
-            </w:tr>
-            <w:tr>
-              <w:tc>
-                <w:tcPr>
-                  <w:tcW w:w="7991" w:type="dxa"/>
-                  <w:gridSpan w:val="3"/>
-                  <w:shd w:val="clear" w:color="auto" w:fill="D9D9D9" w:themeFill="background1" w:themeFillShade="D9"/>
-                  <w:vAlign w:val="center"/>
-                </w:tcPr>
-                <w:p>
-                  <w:pPr>
-                    <w:spacing w:after="240" w:line="360" w:lineRule="auto"/>
-                    <w:jc w:val="center"/>
-                    <w:rPr>
-                      <w:rFonts w:ascii="Arial" w:hAnsi="Arial" w:cs="Arial"/>
-                      <w:b/>
-                      <w:bCs/>
-                    </w:rPr>
-                  </w:pPr>
-                  <w:r>
-                    <w:rPr>
-                      <w:rFonts w:ascii="Arial" w:hAnsi="Arial" w:cs="Arial"/>
-                      <w:b/>
-                      <w:bCs/>
-                    </w:rPr>
-                    <w:t>Pasos</w:t>
-                  </w:r>
-                </w:p>
-              </w:tc>
-            </w:tr>
-            <w:tr>
-              <w:tc>
-                <w:tcPr>
-                  <w:tcW w:w="7991" w:type="dxa"/>
-                  <w:gridSpan w:val="3"/>
-                  <w:vAlign w:val="center"/>
-                </w:tcPr>
-                <w:p>
-                  <w:pPr>
-                    <w:pStyle w:val="Prrafodelista"/>
-                    <w:numPr>
-                      <w:ilvl w:val="0"/>
-                      <w:numId w:val="11"/>
-                    </w:numPr>
-                    <w:spacing w:after="240" w:line="360" w:lineRule="auto"/>
-                    <w:rPr>
-                      <w:rFonts w:ascii="Arial" w:hAnsi="Arial" w:cs="Arial"/>
-                    </w:rPr>
-                  </w:pPr>
-                  <w:r>
-                    <w:rPr>
-                      <w:rFonts w:ascii="Arial" w:hAnsi="Arial" w:cs="Arial"/>
-                    </w:rPr>
-                    <w:t>Posicionarse en el directorio raíz de todos los proyectos.</w:t>
-                  </w:r>
-                </w:p>
-                <w:p>
-                  <w:pPr>
-                    <w:pStyle w:val="Prrafodelista"/>
-                    <w:numPr>
-                      <w:ilvl w:val="0"/>
-                      <w:numId w:val="11"/>
-                    </w:numPr>
-                    <w:spacing w:after="240" w:line="360" w:lineRule="auto"/>
-                    <w:rPr>
-                      <w:rFonts w:ascii="Arial" w:hAnsi="Arial" w:cs="Arial"/>
-                    </w:rPr>
-                  </w:pPr>
-                  <w:r>
-                    <w:rPr>
-                      <w:rFonts w:ascii="Arial" w:hAnsi="Arial" w:cs="Arial"/>
-                    </w:rPr>
-                    <w:t xml:space="preserve">Escribir el comando: </w:t>
-                  </w:r>
-                  <w:proofErr w:type="spellStart"/>
-                  <w:r>
-                    <w:rPr>
-                      <w:rFonts w:ascii="Arial" w:hAnsi="Arial" w:cs="Arial"/>
-                    </w:rPr>
-                    <w:t>bash</w:t>
-                  </w:r>
-                  <w:proofErr w:type="spellEnd"/>
-                  <w:r>
-                    <w:rPr>
-                      <w:rFonts w:ascii="Arial" w:hAnsi="Arial" w:cs="Arial"/>
-                    </w:rPr>
-                    <w:t xml:space="preserve"> </w:t>
-                  </w:r>
-                  <w:proofErr w:type="spellStart"/>
-                  <w:r>
-                    <w:rPr>
-                      <w:rFonts w:ascii="Arial" w:hAnsi="Arial" w:cs="Arial"/>
-                    </w:rPr>
-                    <w:t>init-ssl</w:t>
-                  </w:r>
-                  <w:proofErr w:type="spellEnd"/>
-                </w:p>
-              </w:tc>
-            </w:tr>
-            <w:tr>
-              <w:tc>
-                <w:tcPr>
-                  <w:tcW w:w="2894" w:type="dxa"/>
-                  <w:gridSpan w:val="2"/>
-                  <w:shd w:val="clear" w:color="auto" w:fill="D9D9D9" w:themeFill="background1" w:themeFillShade="D9"/>
-                  <w:vAlign w:val="center"/>
-                </w:tcPr>
-                <w:p>
-                  <w:pPr>
-                    <w:spacing w:after="240" w:line="360" w:lineRule="auto"/>
-                    <w:jc w:val="center"/>
-                    <w:rPr>
-                      <w:rFonts w:ascii="Arial" w:hAnsi="Arial" w:cs="Arial"/>
-                      <w:b/>
-                      <w:bCs/>
-                    </w:rPr>
-                  </w:pPr>
-                  <w:r>
-                    <w:rPr>
-                      <w:rFonts w:ascii="Arial" w:hAnsi="Arial" w:cs="Arial"/>
-                      <w:b/>
-                      <w:bCs/>
-                    </w:rPr>
-                    <w:t>Resultado Esperado</w:t>
-                  </w:r>
-                </w:p>
-              </w:tc>
-              <w:tc>
-                <w:tcPr>
-                  <w:tcW w:w="5097" w:type="dxa"/>
-                  <w:vAlign w:val="center"/>
-                </w:tcPr>
-                <w:p>
-                  <w:pPr>
-                    <w:spacing w:after="240" w:line="360" w:lineRule="auto"/>
-                    <w:jc w:val="center"/>
-                    <w:rPr>
-                      <w:rFonts w:ascii="Arial" w:hAnsi="Arial" w:cs="Arial"/>
-                    </w:rPr>
-                  </w:pPr>
-                  <w:r>
-                    <w:rPr>
-                      <w:rFonts w:ascii="Arial" w:hAnsi="Arial" w:cs="Arial"/>
-                    </w:rPr>
-                    <w:t xml:space="preserve">Certificados SSL creados en el directorio raíz </w:t>
-                  </w:r>
-                  <w:r>
-                    <w:rPr>
-                      <w:rFonts w:ascii="Arial" w:hAnsi="Arial" w:cs="Arial"/>
-                    </w:rPr>
-                    <w:t>actual</w:t>
-                  </w:r>
-                  <w:r>
-                    <w:rPr>
-                      <w:rFonts w:ascii="Arial" w:hAnsi="Arial" w:cs="Arial"/>
-                    </w:rPr>
-                    <w:t xml:space="preserve">: </w:t>
-                  </w:r>
-                  <w:proofErr w:type="spellStart"/>
-                  <w:r>
-                    <w:rPr>
-                      <w:rFonts w:ascii="Arial" w:hAnsi="Arial" w:cs="Arial"/>
-                    </w:rPr>
-                    <w:t>certs</w:t>
-                  </w:r>
-                  <w:proofErr w:type="spellEnd"/>
-                  <w:r>
-                    <w:rPr>
-                      <w:rFonts w:ascii="Arial" w:hAnsi="Arial" w:cs="Arial"/>
-                    </w:rPr>
-                    <w:t>.</w:t>
-                  </w:r>
-                </w:p>
-              </w:tc>
-            </w:tr>
-          </w:tbl>
-          <w:p>
-            <w:pPr>
-              <w:spacing w:after="240" w:line="360" w:lineRule="auto"/>
-              <w:jc w:val="both"/>
-              <w:rPr>
-                <w:rFonts w:ascii="Arial" w:hAnsi="Arial" w:cs="Arial"/>
-                <w:b/>
-                <w:bCs/>
-              </w:rPr>
-            </w:pPr>
-          </w:p>
-          <w:tbl>
-            <w:tblPr>
-              <w:tblStyle w:val="Tablaconcuadrcula"/>
-              <w:tblW w:w="0" w:type="auto"/>
-              <w:tblInd w:w="0" w:type="dxa"/>
-              <w:tblLook w:val="04A0" w:firstRow="1" w:lastRow="0" w:firstColumn="1" w:lastColumn="0" w:noHBand="0" w:noVBand="1"/>
-            </w:tblPr>
-            <w:tblGrid>
-              <w:gridCol w:w="1303"/>
-              <w:gridCol w:w="1591"/>
-              <w:gridCol w:w="5097"/>
+              <w:gridCol w:w="1132"/>
+              <w:gridCol w:w="5556"/>
             </w:tblGrid>
             <w:tr>
               <w:tc>
@@ -1605,7 +1265,7 @@
                     <w:rPr>
                       <w:rFonts w:ascii="Arial" w:hAnsi="Arial" w:cs="Arial"/>
                     </w:rPr>
-                    <w:t>Iniciar el servicio MySQL en el servidor.</w:t>
+                    <w:t>Conectarse a la instancia MySQL de base de datos de Microsoft Azure para MySQL.</w:t>
                   </w:r>
                 </w:p>
                 <w:p>
@@ -1638,7 +1298,7 @@
             <w:tr>
               <w:tc>
                 <w:tcPr>
-                  <w:tcW w:w="2894" w:type="dxa"/>
+                  <w:tcW w:w="2435" w:type="dxa"/>
                   <w:gridSpan w:val="2"/>
                   <w:shd w:val="clear" w:color="auto" w:fill="D9D9D9" w:themeFill="background1" w:themeFillShade="D9"/>
                   <w:vAlign w:val="center"/>
@@ -1665,7 +1325,7 @@
               </w:tc>
               <w:tc>
                 <w:tcPr>
-                  <w:tcW w:w="5097" w:type="dxa"/>
+                  <w:tcW w:w="5556" w:type="dxa"/>
                   <w:vAlign w:val="center"/>
                 </w:tcPr>
                 <w:p>
@@ -1706,8 +1366,8 @@
             </w:tblPr>
             <w:tblGrid>
               <w:gridCol w:w="1303"/>
-              <w:gridCol w:w="1591"/>
-              <w:gridCol w:w="5097"/>
+              <w:gridCol w:w="1132"/>
+              <w:gridCol w:w="5556"/>
             </w:tblGrid>
             <w:tr>
               <w:tc>
@@ -1850,7 +1510,13 @@
                     <w:rPr>
                       <w:rFonts w:ascii="Arial" w:hAnsi="Arial" w:cs="Arial"/>
                     </w:rPr>
-                    <w:t xml:space="preserve"> según datos necesarios de conexión a base de datos y servicios externos.</w:t>
+                    <w:t xml:space="preserve"> según datos necesarios de conexión a base de datos y servicios externos</w:t>
+                  </w:r>
+                  <w:r>
+                    <w:rPr>
+                      <w:rFonts w:ascii="Arial" w:hAnsi="Arial" w:cs="Arial"/>
+                    </w:rPr>
+                    <w:t>, especificando las instancias de Microsoft Azure.</w:t>
                   </w:r>
                 </w:p>
                 <w:p>
@@ -1891,7 +1557,7 @@
             <w:tr>
               <w:tc>
                 <w:tcPr>
-                  <w:tcW w:w="2894" w:type="dxa"/>
+                  <w:tcW w:w="2435" w:type="dxa"/>
                   <w:gridSpan w:val="2"/>
                   <w:shd w:val="clear" w:color="auto" w:fill="D9D9D9" w:themeFill="background1" w:themeFillShade="D9"/>
                   <w:vAlign w:val="center"/>
@@ -1918,7 +1584,7 @@
               </w:tc>
               <w:tc>
                 <w:tcPr>
-                  <w:tcW w:w="5097" w:type="dxa"/>
+                  <w:tcW w:w="5556" w:type="dxa"/>
                   <w:vAlign w:val="center"/>
                 </w:tcPr>
                 <w:p>
@@ -2040,7 +1706,6 @@
                     <w:rPr>
                       <w:rFonts w:ascii="Arial" w:hAnsi="Arial" w:cs="Arial"/>
                     </w:rPr>
-                    <w:lastRenderedPageBreak/>
                     <w:t>srica</w:t>
                   </w:r>
                   <w:proofErr w:type="spellEnd"/>
